--- a/Lumbee_RIVR_Tech_IRU_Package/06_Review_Materials/01_Attorney_Review_Issue_List.docx
+++ b/Lumbee_RIVR_Tech_IRU_Package/06_Review_Materials/01_Attorney_Review_Issue_List.docx
@@ -418,7 +418,7 @@
                 <w:i w:val="0"/>
                 <w:sz w:val="16"/>
               </w:rPr>
-              <w:t xml:space="preserve">Whether the Tribe qualifies as an eligible "Tribal Government" for a TBCP Award, given the Lumbee Act's limited-recognition language. If ineligible or contested, the entire funding premise fails or must be restructured through an eligible designated entity. </w:t>
+              <w:t xml:space="preserve">Whether the Lumbee Tribe qualifies as an eligible "Tribal Government" for a TBCP Award, given the Lumbee Act's limited-recognition language. If ineligible or contested, the entire funding premise fails or must be restructured through an eligible designated entity. </w:t>
             </w:r>
             <w:r>
               <w:rPr>
@@ -530,7 +530,7 @@
                 <w:i w:val="0"/>
                 <w:sz w:val="16"/>
               </w:rPr>
-              <w:t>Extent to which the Tribe waives immunity for enforcement; RIVR Tech needs enforceable remedies; Tribe must protect assets and self-governance.</w:t>
+              <w:t>Extent to which the Lumbee Tribe waives immunity for enforcement; RIVR Tech needs enforceable remedies; Lumbee Tribe must protect assets and self-governance.</w:t>
             </w:r>
           </w:p>
         </w:tc>
@@ -1339,7 +1339,7 @@
                 <w:i w:val="0"/>
                 <w:sz w:val="16"/>
               </w:rPr>
-              <w:t>Determine method with NTIA; structure revenue-share so Tribe can meet Program Income obligations; document treatment in the financial schedule.</w:t>
+              <w:t>Determine method with NTIA; structure revenue-share so Lumbee Tribe can meet Program Income obligations; document treatment in the financial schedule.</w:t>
             </w:r>
           </w:p>
         </w:tc>
@@ -1581,7 +1581,7 @@
                 <w:i w:val="0"/>
                 <w:sz w:val="16"/>
               </w:rPr>
-              <w:t>Grant counsel + Tribe procurement</w:t>
+              <w:t>Grant counsel + Lumbee Tribe procurement</w:t>
             </w:r>
           </w:p>
         </w:tc>
@@ -1679,7 +1679,7 @@
                 <w:i w:val="0"/>
                 <w:sz w:val="16"/>
               </w:rPr>
-              <w:t>Ensure consideration to the Tribe is fair and documented; benchmark IRU and revenue-share terms; retain public-purpose protections and reversion.</w:t>
+              <w:t>Ensure consideration to the Lumbee Tribe is fair and documented; benchmark IRU and revenue-share terms; retain public-purpose protections and reversion.</w:t>
             </w:r>
           </w:p>
         </w:tc>
@@ -2575,7 +2575,7 @@
                 <w:i w:val="0"/>
                 <w:sz w:val="16"/>
               </w:rPr>
-              <w:t>Recommend Tribe holds a reversionary/step-in right to customer relationships tied to the Tribal Assets; RIVR operates during the term.</w:t>
+              <w:t>Recommend Lumbee Tribe holds a reversionary/step-in right to customer relationships tied to the Tribal Assets; RIVR operates during the term.</w:t>
             </w:r>
           </w:p>
         </w:tc>
@@ -2687,7 +2687,7 @@
                 <w:i w:val="0"/>
                 <w:sz w:val="16"/>
               </w:rPr>
-              <w:t>Set affordability floor per award; give Tribe consultation/consent on material rate changes; document in financial + O&amp;M schedules.</w:t>
+              <w:t>Set affordability floor per award; give Lumbee Tribe consultation/consent on material rate changes; document in financial + O&amp;M schedules.</w:t>
             </w:r>
           </w:p>
         </w:tc>
@@ -2758,7 +2758,7 @@
                 <w:i w:val="0"/>
                 <w:sz w:val="16"/>
               </w:rPr>
-              <w:t>Ability of either party to assign; protecting the Tribe from unwanted successors to the operator role.</w:t>
+              <w:t>Ability of either party to assign; protecting the Lumbee Tribe from unwanted successors to the operator role.</w:t>
             </w:r>
           </w:p>
         </w:tc>
@@ -3082,7 +3082,7 @@
                 <w:i w:val="0"/>
                 <w:sz w:val="16"/>
               </w:rPr>
-              <w:t>Tribe's ability to step in / appoint a replacement operator to preserve service and award compliance.</w:t>
+              <w:t>Lumbee Tribe's ability to step in / appoint a replacement operator to preserve service and award compliance.</w:t>
             </w:r>
           </w:p>
         </w:tc>
@@ -3123,7 +3123,7 @@
                 <w:i w:val="0"/>
                 <w:sz w:val="16"/>
               </w:rPr>
-              <w:t>Grant Tribe emergency step-in for essential-service/award-compliance threats; define scope, duration, and cost allocation.</w:t>
+              <w:t>Grant Lumbee Tribe emergency step-in for essential-service/award-compliance threats; define scope, duration, and cost allocation.</w:t>
             </w:r>
           </w:p>
         </w:tc>
